--- a/rapports/2026-06-06/EQ4/EQ4_sup_v2/DR_015201010154/91-17-59-57.docx
+++ b/rapports/2026-06-06/EQ4/EQ4_sup_v2/DR_015201010154/91-17-59-57.docx
@@ -297,7 +297,7 @@
           <w:color w:val="1F6FEB"/>
           <w:sz w:val="22"/>
         </w:rPr>
-        <w:t>⚠ INCOHÉRENCES À CORRIGER (42)</w:t>
+        <w:t>⚠ INCOHÉRENCES À CORRIGER (39)</w:t>
       </w:r>
     </w:p>
     <w:tbl>
@@ -756,96 +756,6 @@
                 <w:sz w:val="17"/>
               </w:rPr>
               <w:t>Incoherence! Souleymane Sy a declaré que la catégorie socioprofessionnelle de sa mère est Travailleur pour compte propre alors que la mère elle-même declare comme catégorie socioprofessionnelle Aide ménagère (Domestique) au niveau de la section 4b.</w:t>
-            </w:r>
-          </w:p>
-        </w:tc>
-      </w:tr>
-      <w:tr>
-        <w:tc>
-          <w:tcPr>
-            <w:tcW w:type="dxa" w:w="964"/>
-          </w:tcPr>
-          <w:p>
-            <w:r>
-              <w:rPr>
-                <w:b/>
-                <w:i w:val="0"/>
-                <w:color w:val="DC2626"/>
-                <w:sz w:val="16"/>
-              </w:rPr>
-              <w:t>Haute</w:t>
-            </w:r>
-          </w:p>
-        </w:tc>
-        <w:tc>
-          <w:tcPr>
-            <w:tcW w:type="dxa" w:w="1247"/>
-          </w:tcPr>
-          <w:p>
-            <w:r>
-              <w:rPr>
-                <w:b/>
-                <w:i w:val="0"/>
-                <w:sz w:val="16"/>
-              </w:rPr>
-              <w:t>S02</w:t>
-              <w:br/>
-            </w:r>
-            <w:r>
-              <w:rPr>
-                <w:b w:val="0"/>
-                <w:i w:val="0"/>
-                <w:color w:val="64748B"/>
-                <w:sz w:val="14"/>
-              </w:rPr>
-              <w:t>Éducation</w:t>
-            </w:r>
-          </w:p>
-        </w:tc>
-        <w:tc>
-          <w:tcPr>
-            <w:tcW w:type="dxa" w:w="1531"/>
-          </w:tcPr>
-          <w:p>
-            <w:r>
-              <w:rPr>
-                <w:b/>
-                <w:i w:val="0"/>
-                <w:color w:val="16A34A"/>
-                <w:sz w:val="16"/>
-              </w:rPr>
-              <w:t>—</w:t>
-            </w:r>
-          </w:p>
-        </w:tc>
-        <w:tc>
-          <w:tcPr>
-            <w:tcW w:type="dxa" w:w="1191"/>
-          </w:tcPr>
-          <w:p>
-            <w:r>
-              <w:rPr>
-                <w:b w:val="0"/>
-                <w:i w:val="0"/>
-                <w:color w:val="64748B"/>
-                <w:sz w:val="16"/>
-              </w:rPr>
-              <w:t>GT-CQ</w:t>
-            </w:r>
-          </w:p>
-        </w:tc>
-        <w:tc>
-          <w:tcPr>
-            <w:tcW w:type="dxa" w:w="4706"/>
-          </w:tcPr>
-          <w:p>
-            <w:r>
-              <w:rPr>
-                <w:b w:val="0"/>
-                <w:i w:val="0"/>
-                <w:sz w:val="17"/>
-              </w:rPr>
-              <w:t>Incohérence!!! seulement les écoles privées paient les frais de scolarité (y compris les frais d'inscription).</w:t>
             </w:r>
           </w:p>
         </w:tc>
@@ -1624,7 +1534,7 @@
                 <w:color w:val="16A34A"/>
                 <w:sz w:val="16"/>
               </w:rPr>
-              <w:t>—</w:t>
+              <w:t>s01q63, s00q04, s02q25, s01q00b, s02q17_2, s02q15_2</w:t>
             </w:r>
           </w:p>
         </w:tc>
@@ -1655,7 +1565,7 @@
                 <w:i w:val="0"/>
                 <w:sz w:val="17"/>
               </w:rPr>
-              <w:t>veuillez, s'il vous plait, confirmer les frais de scolarité ( 25000 FCFA) payée de Salamata Sy avec le QG ou apporter les corrections nécessaires.</w:t>
+              <w:t>Dans les milieux urbains c'est peu probable de voir une école dont les élèves ou étudiants ne dépensent pas en frais d'uniformes, prière de verifier pour Hawa Sy qui fréquente 5ème année de Primaire et corriger ou confirmer avec le QG.</w:t>
             </w:r>
           </w:p>
         </w:tc>
@@ -1836,186 +1746,6 @@
                 <w:sz w:val="17"/>
               </w:rPr>
               <w:t>Prière de corriger ou confirmer cette information avec le QG.</w:t>
-            </w:r>
-          </w:p>
-        </w:tc>
-      </w:tr>
-      <w:tr>
-        <w:tc>
-          <w:tcPr>
-            <w:tcW w:type="dxa" w:w="964"/>
-          </w:tcPr>
-          <w:p>
-            <w:r>
-              <w:rPr>
-                <w:b/>
-                <w:i w:val="0"/>
-                <w:color w:val="EA580C"/>
-                <w:sz w:val="16"/>
-              </w:rPr>
-              <w:t>Moyenne</w:t>
-            </w:r>
-          </w:p>
-        </w:tc>
-        <w:tc>
-          <w:tcPr>
-            <w:tcW w:type="dxa" w:w="1247"/>
-          </w:tcPr>
-          <w:p>
-            <w:r>
-              <w:rPr>
-                <w:b/>
-                <w:i w:val="0"/>
-                <w:sz w:val="16"/>
-              </w:rPr>
-              <w:t>S02</w:t>
-              <w:br/>
-            </w:r>
-            <w:r>
-              <w:rPr>
-                <w:b w:val="0"/>
-                <w:i w:val="0"/>
-                <w:color w:val="64748B"/>
-                <w:sz w:val="14"/>
-              </w:rPr>
-              <w:t>Éducation</w:t>
-            </w:r>
-          </w:p>
-        </w:tc>
-        <w:tc>
-          <w:tcPr>
-            <w:tcW w:type="dxa" w:w="1531"/>
-          </w:tcPr>
-          <w:p>
-            <w:r>
-              <w:rPr>
-                <w:b/>
-                <w:i w:val="0"/>
-                <w:color w:val="16A34A"/>
-                <w:sz w:val="16"/>
-              </w:rPr>
-              <w:t>—</w:t>
-            </w:r>
-          </w:p>
-        </w:tc>
-        <w:tc>
-          <w:tcPr>
-            <w:tcW w:type="dxa" w:w="1191"/>
-          </w:tcPr>
-          <w:p>
-            <w:r>
-              <w:rPr>
-                <w:b w:val="0"/>
-                <w:i w:val="0"/>
-                <w:color w:val="64748B"/>
-                <w:sz w:val="16"/>
-              </w:rPr>
-              <w:t>GT-CQ</w:t>
-            </w:r>
-          </w:p>
-        </w:tc>
-        <w:tc>
-          <w:tcPr>
-            <w:tcW w:type="dxa" w:w="4706"/>
-          </w:tcPr>
-          <w:p>
-            <w:r>
-              <w:rPr>
-                <w:b w:val="0"/>
-                <w:i w:val="0"/>
-                <w:sz w:val="17"/>
-              </w:rPr>
-              <w:t>veuillez, s'il vous plait, confirmer les frais de scolarité ( 3000 FCFA) payée de Hawa Sy avec le QG ou apporter les corrections nécessaires.</w:t>
-            </w:r>
-          </w:p>
-        </w:tc>
-      </w:tr>
-      <w:tr>
-        <w:tc>
-          <w:tcPr>
-            <w:tcW w:type="dxa" w:w="964"/>
-          </w:tcPr>
-          <w:p>
-            <w:r>
-              <w:rPr>
-                <w:b/>
-                <w:i w:val="0"/>
-                <w:color w:val="EA580C"/>
-                <w:sz w:val="16"/>
-              </w:rPr>
-              <w:t>Moyenne</w:t>
-            </w:r>
-          </w:p>
-        </w:tc>
-        <w:tc>
-          <w:tcPr>
-            <w:tcW w:type="dxa" w:w="1247"/>
-          </w:tcPr>
-          <w:p>
-            <w:r>
-              <w:rPr>
-                <w:b/>
-                <w:i w:val="0"/>
-                <w:sz w:val="16"/>
-              </w:rPr>
-              <w:t>S02</w:t>
-              <w:br/>
-            </w:r>
-            <w:r>
-              <w:rPr>
-                <w:b w:val="0"/>
-                <w:i w:val="0"/>
-                <w:color w:val="64748B"/>
-                <w:sz w:val="14"/>
-              </w:rPr>
-              <w:t>Éducation</w:t>
-            </w:r>
-          </w:p>
-        </w:tc>
-        <w:tc>
-          <w:tcPr>
-            <w:tcW w:type="dxa" w:w="1531"/>
-          </w:tcPr>
-          <w:p>
-            <w:r>
-              <w:rPr>
-                <w:b/>
-                <w:i w:val="0"/>
-                <w:color w:val="16A34A"/>
-                <w:sz w:val="16"/>
-              </w:rPr>
-              <w:t>s01q63, s00q04, s02q25, s01q00b, s02q17_2, s02q15_2</w:t>
-            </w:r>
-          </w:p>
-        </w:tc>
-        <w:tc>
-          <w:tcPr>
-            <w:tcW w:type="dxa" w:w="1191"/>
-          </w:tcPr>
-          <w:p>
-            <w:r>
-              <w:rPr>
-                <w:b w:val="0"/>
-                <w:i w:val="0"/>
-                <w:color w:val="64748B"/>
-                <w:sz w:val="16"/>
-              </w:rPr>
-              <w:t>GT-CQ</w:t>
-            </w:r>
-          </w:p>
-        </w:tc>
-        <w:tc>
-          <w:tcPr>
-            <w:tcW w:type="dxa" w:w="4706"/>
-          </w:tcPr>
-          <w:p>
-            <w:r>
-              <w:rPr>
-                <w:b w:val="0"/>
-                <w:i w:val="0"/>
-                <w:sz w:val="17"/>
-              </w:rPr>
-              <w:t>Dans les milieux urbains c'est peu probable de voir une école dont les élèves ou étudiants ne dépensent pas en frais d'uniformes, prière de verifier pour Hawa Sy qui fréquente 5ème année de Primaire et corriger ou confirmer avec le QG.</w:t>
             </w:r>
           </w:p>
         </w:tc>
